--- a/tests/fixtures/wrong_font.docx
+++ b/tests/fixtures/wrong_font.docx
@@ -56,14 +56,14 @@
         <w:ind w:firstLine="709"/>
         <w:jc w:val="both"/>
         <w:rPr>
-          <w:rFonts w:cs="Times New Roman"/>
-          <w:sz w:val="28"/>
-          <w:szCs w:val="28"/>
-        </w:rPr>
-      </w:pPr>
-      <w:r>
-        <w:rPr>
-          <w:rFonts w:cs="Times New Roman"/>
+          <w:rFonts w:ascii="Arial" w:hAnsi="Arial" w:cs="Arial"/>
+          <w:sz w:val="28"/>
+          <w:szCs w:val="28"/>
+        </w:rPr>
+      </w:pPr>
+      <w:r>
+        <w:rPr>
+          <w:rFonts w:ascii="Arial" w:hAnsi="Arial" w:cs="Arial"/>
           <w:sz w:val="28"/>
           <w:szCs w:val="28"/>
         </w:rPr>
@@ -76,14 +76,14 @@
         <w:ind w:firstLine="709"/>
         <w:jc w:val="both"/>
         <w:rPr>
-          <w:rFonts w:ascii="Times New Roman" w:hAnsi="Times New Roman" w:cs="Times New Roman"/>
-          <w:sz w:val="28"/>
-          <w:szCs w:val="28"/>
-        </w:rPr>
-      </w:pPr>
-      <w:r>
-        <w:rPr>
-          <w:rFonts w:ascii="Times New Roman" w:hAnsi="Times New Roman" w:cs="Times New Roman"/>
+          <w:rFonts w:ascii="Arial" w:hAnsi="Arial" w:cs="Arial"/>
+          <w:sz w:val="28"/>
+          <w:szCs w:val="28"/>
+        </w:rPr>
+      </w:pPr>
+      <w:r>
+        <w:rPr>
+          <w:rFonts w:ascii="Arial" w:hAnsi="Arial" w:cs="Arial"/>
           <w:sz w:val="28"/>
           <w:szCs w:val="28"/>
         </w:rPr>
@@ -94,7 +94,7 @@
       <w:pPr>
         <w:ind w:firstLine="709"/>
         <w:rPr>
-          <w:rFonts w:ascii="Times New Roman" w:hAnsi="Times New Roman" w:cs="Times New Roman"/>
+          <w:rFonts w:ascii="Arial" w:hAnsi="Arial" w:cs="Arial"/>
           <w:b/>
           <w:bCs/>
           <w:sz w:val="28"/>
@@ -103,7 +103,7 @@
       </w:pPr>
       <w:r>
         <w:rPr>
-          <w:rFonts w:ascii="Times New Roman" w:hAnsi="Times New Roman" w:cs="Times New Roman"/>
+          <w:rFonts w:ascii="Arial" w:hAnsi="Arial" w:cs="Arial"/>
           <w:b/>
           <w:bCs/>
           <w:sz w:val="28"/>
@@ -2849,6 +2849,7 @@
   <w:style w:type="character" w:default="1" w:styleId="a0">
     <w:name w:val="Default Paragraph Font"/>
     <w:uiPriority w:val="1"/>
+    <w:semiHidden/>
     <w:unhideWhenUsed/>
   </w:style>
   <w:style w:type="table" w:default="1" w:styleId="a1">
